--- a/mandarin/materials/teacher-practice.docx
+++ b/mandarin/materials/teacher-practice.docx
@@ -32,7 +32,7 @@
         <w:rPr>
           <w:b w:val="0"/>
         </w:rPr>
-        <w:t>Этот документ помогает использовать исходную тетрадь и проверить собственные педагогические решения. Номера 1–9 принадлежат оригиналу исходная тетрадь. W1–W5 — дополнительные рабочие листы нового комплекта. Ответы на открытые вопросы не сводятся к одному слову.</w:t>
+        <w:t>Этот документ помогает использовать исходную тетрадь и проверить собственные педагогические решения. Номера 1–9 принадлежат исходной тетради. W1–W5 — дополнительные рабочие листы нового комплекта. Ответы на открытые вопросы не сводятся к одному слову.</w:t>
       </w:r>
     </w:p>
     <w:tbl>
@@ -1041,7 +1041,7 @@
     </w:p>
     <w:p>
       <w:r>
-        <w:t>Порядок исходных заданий: первая встреча — 1–4, вторая — 5–7, третья — 8, четвёртая — 9.</w:t>
+        <w:t>Порядок исходных заданий: первое занятие — 1–4, второе — 5–7, третье — 8, четвёртое — 9.</w:t>
       </w:r>
     </w:p>
     <w:p>
@@ -1182,7 +1182,7 @@
         <w:rPr>
           <w:b w:val="0"/>
         </w:rPr>
-        <w:t>Ориентир разбора: выяснены потребность получателя, ресурсы и роли; примеры пособие «Мандарин» остаются подсказками. Источник: пособие «Мандарин», с. 13–14; паспорт пособия «Великий», §5.5.</w:t>
+        <w:t>Ориентир разбора: выяснены потребность получателя, ресурсы и роли; примеры пособия «Мандарин» остаются подсказками. Источник: пособие «Мандарин», с. 13–14; паспорт пособия «Великий», §5.5.</w:t>
       </w:r>
     </w:p>
     <w:p>
@@ -1238,7 +1238,7 @@
         <w:rPr>
           <w:b w:val="0"/>
         </w:rPr>
-        <w:t>Ориентир разбора: свободный цвет W2 не исправляется по легенде цветка; сложное чувство не объявляется ошибкой. Уточняется опыт, а не «правильность» личности. Источник: «Термометр чувств»; паспорт пособия «Великий», §6.4; рабочая адаптация к пособие «Мандарин», с. 15–17.</w:t>
+        <w:t>Ориентир разбора: свободный цвет W2 не исправляется по легенде цветка; сложное чувство не объявляется ошибкой. Уточняется опыт, а не «правильность» личности. Источник: «Термометр чувств»; паспорт пособия «Великий», §6.4; рабочая адаптация к пособию «Мандарин», с. 15–17.</w:t>
       </w:r>
     </w:p>
     <w:p>
